--- a/public/templates/command-center/Aurixa_Equity_Release_Strategy.docx
+++ b/public/templates/command-center/Aurixa_Equity_Release_Strategy.docx
@@ -341,7 +341,7 @@
         <w:keepLines/>
         <w:pageBreakBefore w:val="0"/>
         <w:widowControl w:val="1"/>
-        <w:spacing w:before="0" w:after="0" w:line="160" w:lineRule="exact"/>
+        <w:spacing w:before="0" w:after="0" w:line="3912" w:lineRule="exact"/>
       </w:pPr>
       <w:r>
         <w:rPr>
@@ -396,7 +396,7 @@
           </w:tcPr>
           <w:p>
             <w:pPr>
-              <w:keepNext w:val="0"/>
+              <w:keepNext/>
               <w:keepLines/>
               <w:pageBreakBefore w:val="0"/>
               <w:widowControl w:val="1"/>
@@ -437,7 +437,7 @@
           </w:tcPr>
           <w:p>
             <w:pPr>
-              <w:keepNext w:val="0"/>
+              <w:keepNext/>
               <w:keepLines/>
               <w:pageBreakBefore w:val="0"/>
               <w:widowControl w:val="1"/>
@@ -476,7 +476,7 @@
           </w:tcPr>
           <w:p>
             <w:pPr>
-              <w:keepNext w:val="0"/>
+              <w:keepNext/>
               <w:keepLines/>
               <w:pageBreakBefore w:val="0"/>
               <w:widowControl w:val="1"/>
@@ -517,7 +517,7 @@
           </w:tcPr>
           <w:p>
             <w:pPr>
-              <w:keepNext w:val="0"/>
+              <w:keepNext/>
               <w:keepLines/>
               <w:pageBreakBefore w:val="0"/>
               <w:widowControl w:val="1"/>
@@ -562,7 +562,7 @@
           </w:tcPr>
           <w:p>
             <w:pPr>
-              <w:keepNext w:val="0"/>
+              <w:keepNext/>
               <w:keepLines/>
               <w:pageBreakBefore w:val="0"/>
               <w:widowControl w:val="1"/>
@@ -603,7 +603,7 @@
           </w:tcPr>
           <w:p>
             <w:pPr>
-              <w:keepNext w:val="0"/>
+              <w:keepNext/>
               <w:keepLines/>
               <w:pageBreakBefore w:val="0"/>
               <w:widowControl w:val="1"/>
@@ -642,7 +642,7 @@
           </w:tcPr>
           <w:p>
             <w:pPr>
-              <w:keepNext w:val="0"/>
+              <w:keepNext/>
               <w:keepLines/>
               <w:pageBreakBefore w:val="0"/>
               <w:widowControl w:val="1"/>
@@ -683,7 +683,7 @@
           </w:tcPr>
           <w:p>
             <w:pPr>
-              <w:keepNext w:val="0"/>
+              <w:keepNext/>
               <w:keepLines/>
               <w:pageBreakBefore w:val="0"/>
               <w:widowControl w:val="1"/>
@@ -874,13 +874,13 @@
       <w:pPr>
         <w:keepNext w:val="0"/>
         <w:keepLines/>
-        <w:pageBreakBefore w:val="0"/>
+        <w:pageBreakBefore w:val="1"/>
         <w:widowControl w:val="1"/>
-        <w:spacing w:before="0" w:after="0"/>
+        <w:spacing w:before="0" w:after="0" w:line="20" w:lineRule="exact"/>
+        <w:rPr>
+          <w:sz w:val="2"/>
+        </w:rPr>
       </w:pPr>
-      <w:r>
-        <w:br w:type="page"/>
-      </w:r>
     </w:p>
     <w:tbl>
       <w:tblPr>
@@ -986,7 +986,7 @@
     </w:tbl>
     <w:p>
       <w:pPr>
-        <w:keepNext w:val="0"/>
+        <w:keepNext w:val="1"/>
         <w:keepLines/>
         <w:pageBreakBefore w:val="0"/>
         <w:widowControl w:val="1"/>
@@ -1521,7 +1521,7 @@
     </w:tbl>
     <w:p>
       <w:pPr>
-        <w:keepNext w:val="0"/>
+        <w:keepNext w:val="1"/>
         <w:keepLines/>
         <w:pageBreakBefore w:val="0"/>
         <w:widowControl w:val="1"/>
@@ -1638,18 +1638,6 @@
         </w:tc>
       </w:tr>
     </w:tbl>
-    <w:p>
-      <w:pPr>
-        <w:keepNext w:val="0"/>
-        <w:keepLines/>
-        <w:pageBreakBefore w:val="0"/>
-        <w:widowControl w:val="1"/>
-        <w:spacing w:before="0" w:after="0"/>
-      </w:pPr>
-      <w:r>
-        <w:br w:type="page"/>
-      </w:r>
-    </w:p>
     <w:tbl>
       <w:tblPr>
         <w:tblW w:type="auto" w:w="0"/>
@@ -1754,7 +1742,7 @@
     </w:tbl>
     <w:p>
       <w:pPr>
-        <w:keepNext w:val="0"/>
+        <w:keepNext w:val="1"/>
         <w:keepLines/>
         <w:pageBreakBefore w:val="0"/>
         <w:widowControl w:val="1"/>
@@ -3280,7 +3268,7 @@
           </w:tcPr>
           <w:p>
             <w:pPr>
-              <w:keepNext w:val="0"/>
+              <w:keepNext/>
               <w:keepLines/>
               <w:pageBreakBefore w:val="0"/>
               <w:widowControl w:val="1"/>
@@ -3319,7 +3307,7 @@
           </w:tcPr>
           <w:p>
             <w:pPr>
-              <w:keepNext w:val="0"/>
+              <w:keepNext/>
               <w:keepLines/>
               <w:pageBreakBefore w:val="0"/>
               <w:widowControl w:val="1"/>
@@ -3359,7 +3347,7 @@
           </w:tcPr>
           <w:p>
             <w:pPr>
-              <w:keepNext w:val="0"/>
+              <w:keepNext/>
               <w:keepLines/>
               <w:pageBreakBefore w:val="0"/>
               <w:widowControl w:val="1"/>
@@ -3399,7 +3387,7 @@
           </w:tcPr>
           <w:p>
             <w:pPr>
-              <w:keepNext w:val="0"/>
+              <w:keepNext/>
               <w:keepLines/>
               <w:pageBreakBefore w:val="0"/>
               <w:widowControl w:val="1"/>
@@ -3439,7 +3427,7 @@
           </w:tcPr>
           <w:p>
             <w:pPr>
-              <w:keepNext w:val="0"/>
+              <w:keepNext/>
               <w:keepLines/>
               <w:pageBreakBefore w:val="0"/>
               <w:widowControl w:val="1"/>
@@ -3479,7 +3467,7 @@
           </w:tcPr>
           <w:p>
             <w:pPr>
-              <w:keepNext w:val="0"/>
+              <w:keepNext/>
               <w:keepLines/>
               <w:pageBreakBefore w:val="0"/>
               <w:widowControl w:val="1"/>
@@ -3519,7 +3507,7 @@
           </w:tcPr>
           <w:p>
             <w:pPr>
-              <w:keepNext w:val="0"/>
+              <w:keepNext/>
               <w:keepLines/>
               <w:pageBreakBefore w:val="0"/>
               <w:widowControl w:val="1"/>
@@ -3679,7 +3667,7 @@
     </w:tbl>
     <w:p>
       <w:pPr>
-        <w:keepNext w:val="0"/>
+        <w:keepNext w:val="1"/>
         <w:keepLines/>
         <w:pageBreakBefore w:val="0"/>
         <w:widowControl w:val="1"/>
@@ -5384,18 +5372,6 @@
         </w:tc>
       </w:tr>
     </w:tbl>
-    <w:p>
-      <w:pPr>
-        <w:keepNext w:val="0"/>
-        <w:keepLines/>
-        <w:pageBreakBefore w:val="0"/>
-        <w:widowControl w:val="1"/>
-        <w:spacing w:before="0" w:after="0"/>
-      </w:pPr>
-      <w:r>
-        <w:br w:type="page"/>
-      </w:r>
-    </w:p>
     <w:tbl>
       <w:tblPr>
         <w:tblW w:type="auto" w:w="0"/>
@@ -5500,7 +5476,7 @@
     </w:tbl>
     <w:p>
       <w:pPr>
-        <w:keepNext w:val="0"/>
+        <w:keepNext w:val="1"/>
         <w:keepLines/>
         <w:pageBreakBefore w:val="0"/>
         <w:widowControl w:val="1"/>
@@ -6819,7 +6795,7 @@
           </w:tcPr>
           <w:p>
             <w:pPr>
-              <w:keepNext w:val="0"/>
+              <w:keepNext/>
               <w:keepLines/>
               <w:pageBreakBefore w:val="0"/>
               <w:widowControl w:val="1"/>
@@ -6858,7 +6834,7 @@
           </w:tcPr>
           <w:p>
             <w:pPr>
-              <w:keepNext w:val="0"/>
+              <w:keepNext/>
               <w:keepLines/>
               <w:pageBreakBefore w:val="0"/>
               <w:widowControl w:val="1"/>
@@ -6887,7 +6863,7 @@
           </w:tcPr>
           <w:p>
             <w:pPr>
-              <w:keepNext w:val="0"/>
+              <w:keepNext/>
               <w:keepLines/>
               <w:pageBreakBefore w:val="0"/>
               <w:widowControl w:val="1"/>
@@ -6916,7 +6892,7 @@
           </w:tcPr>
           <w:p>
             <w:pPr>
-              <w:keepNext w:val="0"/>
+              <w:keepNext/>
               <w:keepLines/>
               <w:pageBreakBefore w:val="0"/>
               <w:widowControl w:val="1"/>
@@ -6956,7 +6932,7 @@
           </w:tcPr>
           <w:p>
             <w:pPr>
-              <w:keepNext w:val="0"/>
+              <w:keepNext/>
               <w:keepLines/>
               <w:pageBreakBefore w:val="0"/>
               <w:widowControl w:val="1"/>
@@ -7104,7 +7080,7 @@
     </w:tbl>
     <w:p>
       <w:pPr>
-        <w:keepNext w:val="0"/>
+        <w:keepNext w:val="1"/>
         <w:keepLines/>
         <w:pageBreakBefore w:val="0"/>
         <w:widowControl w:val="1"/>
@@ -7985,7 +7961,7 @@
     </w:tbl>
     <w:p>
       <w:pPr>
-        <w:keepNext w:val="0"/>
+        <w:keepNext w:val="1"/>
         <w:keepLines/>
         <w:pageBreakBefore w:val="0"/>
         <w:widowControl w:val="1"/>
@@ -8775,7 +8751,7 @@
     </w:tbl>
     <w:p>
       <w:pPr>
-        <w:keepNext w:val="0"/>
+        <w:keepNext w:val="1"/>
         <w:keepLines/>
         <w:pageBreakBefore w:val="0"/>
         <w:widowControl w:val="1"/>
@@ -9103,13 +9079,13 @@
       <w:pPr>
         <w:keepNext w:val="0"/>
         <w:keepLines/>
-        <w:pageBreakBefore w:val="0"/>
+        <w:pageBreakBefore w:val="1"/>
         <w:widowControl w:val="1"/>
-        <w:spacing w:before="0" w:after="0"/>
+        <w:spacing w:before="0" w:after="0" w:line="20" w:lineRule="exact"/>
+        <w:rPr>
+          <w:sz w:val="2"/>
+        </w:rPr>
       </w:pPr>
-      <w:r>
-        <w:br w:type="page"/>
-      </w:r>
     </w:p>
     <w:tbl>
       <w:tblPr>
@@ -9215,7 +9191,7 @@
     </w:tbl>
     <w:p>
       <w:pPr>
-        <w:keepNext w:val="0"/>
+        <w:keepNext w:val="1"/>
         <w:keepLines/>
         <w:pageBreakBefore w:val="0"/>
         <w:widowControl w:val="1"/>
